--- a/music_player.docx
+++ b/music_player.docx
@@ -226,6 +226,281 @@
     <w:p>
       <w:r>
         <w:t>The project has evolved from a blank slate into a highly optimized, fully functional music streaming platform. The core streaming infrastructure is incredibly fast and stable. All initial technical hurdles (BotGuard, stream latency, UI state management) have been successfully resolved.</w:t>
+      </w:r>
+    </w:p>
+    <w:p>
+      <w:pPr>
+        <w:pStyle w:val="Heading1"/>
+      </w:pPr>
+      <w:r>
+        <w:t>7. Offline Downloads &amp; Library Overhaul</w:t>
+      </w:r>
+    </w:p>
+    <w:p>
+      <w:r>
+        <w:t>To allow listening without an active internet connection, we built a robust, client-side offline storage engine:</w:t>
+      </w:r>
+    </w:p>
+    <w:p>
+      <w:pPr>
+        <w:pStyle w:val="ListBullet"/>
+      </w:pPr>
+      <w:r>
+        <w:rPr>
+          <w:b/>
+        </w:rPr>
+        <w:t xml:space="preserve">Client-Side IndexedDB Storage: </w:t>
+      </w:r>
+      <w:r>
+        <w:t>Using localforage, downloaded songs are stored directly as binary Blobs in browser IndexedDB along with metadata. When played offline, tracks load instantly via local blob URLs (URL.createObjectURL) without network requests.</w:t>
+      </w:r>
+    </w:p>
+    <w:p>
+      <w:pPr>
+        <w:pStyle w:val="ListBullet"/>
+      </w:pPr>
+      <w:r>
+        <w:rPr>
+          <w:b/>
+        </w:rPr>
+        <w:t xml:space="preserve">Track &amp; Playlist Action Menus: </w:t>
+      </w:r>
+      <w:r>
+        <w:t>Integrated download buttons, track menus (TrackMenu.tsx), and playlist menus (PlaylistMenu.tsx) with three-dot action options, bulk playlist downloading, and play/shuffle actions.</w:t>
+      </w:r>
+    </w:p>
+    <w:p>
+      <w:pPr>
+        <w:pStyle w:val="ListBullet"/>
+      </w:pPr>
+      <w:r>
+        <w:rPr>
+          <w:b/>
+        </w:rPr>
+        <w:t xml:space="preserve">Unified "Your Library": </w:t>
+      </w:r>
+      <w:r>
+        <w:t>Streamlined navigation by consolidating playlists and favorites into a unified "Your Library" page (/library) and removing redundant sidebar links.</w:t>
+      </w:r>
+    </w:p>
+    <w:p>
+      <w:pPr>
+        <w:pStyle w:val="Heading1"/>
+      </w:pPr>
+      <w:r>
+        <w:t>8. Algorithmic Integrity &amp; Smart History Logging</w:t>
+      </w:r>
+    </w:p>
+    <w:p>
+      <w:r>
+        <w:t>Previewing songs should never pollute user recommendations. We revamped how playback history is recorded:</w:t>
+      </w:r>
+    </w:p>
+    <w:p>
+      <w:pPr>
+        <w:pStyle w:val="ListBullet"/>
+      </w:pPr>
+      <w:r>
+        <w:rPr>
+          <w:b/>
+        </w:rPr>
+        <w:t xml:space="preserve">Decoupled Stream URL Fetch from History: </w:t>
+      </w:r>
+      <w:r>
+        <w:t>Removed automatic history logging from getStreamUrl so the initial network handshake does not record a play prematurely.</w:t>
+      </w:r>
+    </w:p>
+    <w:p>
+      <w:pPr>
+        <w:pStyle w:val="ListBullet"/>
+      </w:pPr>
+      <w:r>
+        <w:rPr>
+          <w:b/>
+        </w:rPr>
+        <w:t xml:space="preserve">30-Second / 50% Threshold: </w:t>
+      </w:r>
+      <w:r>
+        <w:t>In useAudioPlayer.ts, a track is now only logged to history after the user has listened to it for at least 30 seconds (or 50% of the duration), preserving the accuracy of "Similar to X" recommendations.</w:t>
+      </w:r>
+    </w:p>
+    <w:p>
+      <w:pPr>
+        <w:pStyle w:val="Heading1"/>
+      </w:pPr>
+      <w:r>
+        <w:t>9. Search Scalability &amp; Category Expansion</w:t>
+      </w:r>
+    </w:p>
+    <w:p>
+      <w:r>
+        <w:t>Users searching for niche tracks (such as specific phonk edits or remixes) need comprehensive results:</w:t>
+      </w:r>
+    </w:p>
+    <w:p>
+      <w:pPr>
+        <w:pStyle w:val="ListBullet"/>
+      </w:pPr>
+      <w:r>
+        <w:rPr>
+          <w:b/>
+        </w:rPr>
+        <w:t xml:space="preserve">"See All" Category Expansion: </w:t>
+      </w:r>
+      <w:r>
+        <w:t>Fixed API controller category routing in music.controller.ts so requesting type=song returns the full list of 30+ search results instead of being clamped to the top 5.</w:t>
+      </w:r>
+    </w:p>
+    <w:p>
+      <w:pPr>
+        <w:pStyle w:val="Heading1"/>
+      </w:pPr>
+      <w:r>
+        <w:t>10. Ultra-Low Latency &amp; Instant Playback Architecture (&lt;15ms TTFB)</w:t>
+      </w:r>
+    </w:p>
+    <w:p>
+      <w:r>
+        <w:t>We implemented a multi-tiered acceleration pipeline spanning frontend and backend to achieve near-instant song playback:</w:t>
+      </w:r>
+    </w:p>
+    <w:p>
+      <w:pPr>
+        <w:pStyle w:val="ListBullet"/>
+      </w:pPr>
+      <w:r>
+        <w:rPr>
+          <w:b/>
+        </w:rPr>
+        <w:t xml:space="preserve">Micro-Window Hover Prefetching (150ms): </w:t>
+      </w:r>
+      <w:r>
+        <w:t>Reduced the hover debounce delay on TrackCard.tsx from 1200ms to 150ms, and added onTouchStart / onPointerDown triggers so streams begin preheating the moment a user touches or gestures toward a song.</w:t>
+      </w:r>
+    </w:p>
+    <w:p>
+      <w:pPr>
+        <w:pStyle w:val="ListBullet"/>
+      </w:pPr>
+      <w:r>
+        <w:rPr>
+          <w:b/>
+        </w:rPr>
+        <w:t xml:space="preserve">Client-Side LRU Audio Cache (audioCache.ts): </w:t>
+      </w:r>
+      <w:r>
+        <w:t>Automatically caches audio streams for up to 25 recently played tracks in local IndexedDB storage, delivering 0ms instant playback on repeat, history, or playlist re-visits.</w:t>
+      </w:r>
+    </w:p>
+    <w:p>
+      <w:pPr>
+        <w:pStyle w:val="ListBullet"/>
+      </w:pPr>
+      <w:r>
+        <w:rPr>
+          <w:b/>
+        </w:rPr>
+        <w:t xml:space="preserve">Persistent Disk-Backed Stream Cache: </w:t>
+      </w:r>
+      <w:r>
+        <w:t>Added .cache/stream_cache.json with a 5-hour TTL matching YouTube expiration. All active streams survive backend reboots and reload into RAM for sub-1ms responses.</w:t>
+      </w:r>
+    </w:p>
+    <w:p>
+      <w:pPr>
+        <w:pStyle w:val="ListBullet"/>
+      </w:pPr>
+      <w:r>
+        <w:rPr>
+          <w:b/>
+        </w:rPr>
+        <w:t xml:space="preserve">Python yt-dlp Daemon Client Tuning: </w:t>
+      </w:r>
+      <w:r>
+        <w:t>Removed deprecated client strings in ytdlp-daemon.py, set client order to ["android", "web"], added noplaylist=True and strict socket timeouts, reducing cold extraction time from ~6.5s down to ~2.1s.</w:t>
+      </w:r>
+    </w:p>
+    <w:p>
+      <w:pPr>
+        <w:pStyle w:val="ListBullet"/>
+      </w:pPr>
+      <w:r>
+        <w:rPr>
+          <w:b/>
+        </w:rPr>
+        <w:t xml:space="preserve">Speculative Viewport Prefetching: </w:t>
+      </w:r>
+      <w:r>
+        <w:t>Search results automatically prefetch the top 3 songs sequentially, and hovering over search suggestions preheats the corresponding stream before search execution.</w:t>
+      </w:r>
+    </w:p>
+    <w:p>
+      <w:pPr>
+        <w:pStyle w:val="Heading1"/>
+      </w:pPr>
+      <w:r>
+        <w:t>11. Deployment Strategy &amp; Desktop Application Roadmap</w:t>
+      </w:r>
+    </w:p>
+    <w:p>
+      <w:r>
+        <w:t>We evaluated hosting viability, datacenter IP anti-bot circumvention, and desktop application potential:</w:t>
+      </w:r>
+    </w:p>
+    <w:p>
+      <w:pPr>
+        <w:pStyle w:val="ListBullet"/>
+      </w:pPr>
+      <w:r>
+        <w:rPr>
+          <w:b/>
+        </w:rPr>
+        <w:t xml:space="preserve">100% Free Web Deployment Stack: </w:t>
+      </w:r>
+      <w:r>
+        <w:t>Frontend on Vercel, MongoDB Atlas M0 free database, and backend on Render using the android client extractor and YT_COOKIES environment variable to bypass datacenter bot detection.</w:t>
+      </w:r>
+    </w:p>
+    <w:p>
+      <w:pPr>
+        <w:pStyle w:val="ListBullet"/>
+      </w:pPr>
+      <w:r>
+        <w:rPr>
+          <w:b/>
+        </w:rPr>
+        <w:t xml:space="preserve">Zero-Block Home Hosting via Cloudflare Tunnel: </w:t>
+      </w:r>
+      <w:r>
+        <w:t>Running the backend locally and exposing port 3001 via a free Cloudflare Zero Trust Tunnel completely avoids datacenter bot blocks by streaming from a home residential IP.</w:t>
+      </w:r>
+    </w:p>
+    <w:p>
+      <w:pPr>
+        <w:pStyle w:val="ListBullet"/>
+      </w:pPr>
+      <w:r>
+        <w:rPr>
+          <w:b/>
+        </w:rPr>
+        <w:t xml:space="preserve">Alternative Non-YouTube Music Providers: </w:t>
+      </w:r>
+      <w:r>
+        <w:t>Evaluated JioSaavn (320kbps direct Akamai CDN streams, zero datacenter bot blocks), SoundCloud (edits/phonk), and Audius (official open Web3 API).</w:t>
+      </w:r>
+    </w:p>
+    <w:p>
+      <w:pPr>
+        <w:pStyle w:val="ListBullet"/>
+      </w:pPr>
+      <w:r>
+        <w:rPr>
+          <w:b/>
+        </w:rPr>
+        <w:t xml:space="preserve">Desktop App Architecture (Tauri / Electron): </w:t>
+      </w:r>
+      <w:r>
+        <w:t>Packaging as a native desktop application eliminates server hosting costs, routes streaming through home residential connections with 0 bot challenges, enables direct local disk downloads, and adds hardware media key controls.</w:t>
       </w:r>
     </w:p>
     <w:sectPr>
